--- a/klagomål/A 44567-2025 FSC-klagomål.docx
+++ b/klagomål/A 44567-2025 FSC-klagomål.docx
@@ -694,7 +694,7 @@
     <w:r>
       <w:tab/>
       <w:tab/>
-      <w:t>2025-11-04</w:t>
+      <w:t>2025-11-05</w:t>
       <w:br/>
       <w:br/>
     </w:r>

--- a/klagomål/A 44567-2025 FSC-klagomål.docx
+++ b/klagomål/A 44567-2025 FSC-klagomål.docx
@@ -694,7 +694,7 @@
     <w:r>
       <w:tab/>
       <w:tab/>
-      <w:t>2025-11-05</w:t>
+      <w:t>2025-11-06</w:t>
       <w:br/>
       <w:br/>
     </w:r>

--- a/klagomål/A 44567-2025 FSC-klagomål.docx
+++ b/klagomål/A 44567-2025 FSC-klagomål.docx
@@ -694,7 +694,7 @@
     <w:r>
       <w:tab/>
       <w:tab/>
-      <w:t>2025-11-06</w:t>
+      <w:t>2025-11-07</w:t>
       <w:br/>
       <w:br/>
     </w:r>

--- a/klagomål/A 44567-2025 FSC-klagomål.docx
+++ b/klagomål/A 44567-2025 FSC-klagomål.docx
@@ -694,7 +694,7 @@
     <w:r>
       <w:tab/>
       <w:tab/>
-      <w:t>2025-11-07</w:t>
+      <w:t>2025-11-08</w:t>
       <w:br/>
       <w:br/>
     </w:r>

--- a/klagomål/A 44567-2025 FSC-klagomål.docx
+++ b/klagomål/A 44567-2025 FSC-klagomål.docx
@@ -694,7 +694,7 @@
     <w:r>
       <w:tab/>
       <w:tab/>
-      <w:t>2025-11-08</w:t>
+      <w:t>2025-11-09</w:t>
       <w:br/>
       <w:br/>
     </w:r>

--- a/klagomål/A 44567-2025 FSC-klagomål.docx
+++ b/klagomål/A 44567-2025 FSC-klagomål.docx
@@ -694,7 +694,7 @@
     <w:r>
       <w:tab/>
       <w:tab/>
-      <w:t>2025-11-09</w:t>
+      <w:t>2025-11-10</w:t>
       <w:br/>
       <w:br/>
     </w:r>

--- a/klagomål/A 44567-2025 FSC-klagomål.docx
+++ b/klagomål/A 44567-2025 FSC-klagomål.docx
@@ -694,7 +694,7 @@
     <w:r>
       <w:tab/>
       <w:tab/>
-      <w:t>2025-11-10</w:t>
+      <w:t>2025-11-11</w:t>
       <w:br/>
       <w:br/>
     </w:r>

--- a/klagomål/A 44567-2025 FSC-klagomål.docx
+++ b/klagomål/A 44567-2025 FSC-klagomål.docx
@@ -694,7 +694,7 @@
     <w:r>
       <w:tab/>
       <w:tab/>
-      <w:t>2025-11-11</w:t>
+      <w:t>2025-11-12</w:t>
       <w:br/>
       <w:br/>
     </w:r>

--- a/klagomål/A 44567-2025 FSC-klagomål.docx
+++ b/klagomål/A 44567-2025 FSC-klagomål.docx
@@ -694,7 +694,7 @@
     <w:r>
       <w:tab/>
       <w:tab/>
-      <w:t>2025-11-12</w:t>
+      <w:t>2025-11-13</w:t>
       <w:br/>
       <w:br/>
     </w:r>

--- a/klagomål/A 44567-2025 FSC-klagomål.docx
+++ b/klagomål/A 44567-2025 FSC-klagomål.docx
@@ -694,7 +694,7 @@
     <w:r>
       <w:tab/>
       <w:tab/>
-      <w:t>2025-11-13</w:t>
+      <w:t>2025-11-14</w:t>
       <w:br/>
       <w:br/>
     </w:r>

--- a/klagomål/A 44567-2025 FSC-klagomål.docx
+++ b/klagomål/A 44567-2025 FSC-klagomål.docx
@@ -694,7 +694,7 @@
     <w:r>
       <w:tab/>
       <w:tab/>
-      <w:t>2025-11-14</w:t>
+      <w:t>2025-11-15</w:t>
       <w:br/>
       <w:br/>
     </w:r>

--- a/klagomål/A 44567-2025 FSC-klagomål.docx
+++ b/klagomål/A 44567-2025 FSC-klagomål.docx
@@ -694,7 +694,7 @@
     <w:r>
       <w:tab/>
       <w:tab/>
-      <w:t>2025-11-15</w:t>
+      <w:t>2025-11-20</w:t>
       <w:br/>
       <w:br/>
     </w:r>

--- a/klagomål/A 44567-2025 FSC-klagomål.docx
+++ b/klagomål/A 44567-2025 FSC-klagomål.docx
@@ -694,7 +694,7 @@
     <w:r>
       <w:tab/>
       <w:tab/>
-      <w:t>2025-11-20</w:t>
+      <w:t>2025-11-21</w:t>
       <w:br/>
       <w:br/>
     </w:r>

--- a/klagomål/A 44567-2025 FSC-klagomål.docx
+++ b/klagomål/A 44567-2025 FSC-klagomål.docx
@@ -694,7 +694,7 @@
     <w:r>
       <w:tab/>
       <w:tab/>
-      <w:t>2025-11-21</w:t>
+      <w:t>2025-11-22</w:t>
       <w:br/>
       <w:br/>
     </w:r>

--- a/klagomål/A 44567-2025 FSC-klagomål.docx
+++ b/klagomål/A 44567-2025 FSC-klagomål.docx
@@ -694,7 +694,7 @@
     <w:r>
       <w:tab/>
       <w:tab/>
-      <w:t>2025-11-22</w:t>
+      <w:t>2025-11-23</w:t>
       <w:br/>
       <w:br/>
     </w:r>

--- a/klagomål/A 44567-2025 FSC-klagomål.docx
+++ b/klagomål/A 44567-2025 FSC-klagomål.docx
@@ -694,7 +694,7 @@
     <w:r>
       <w:tab/>
       <w:tab/>
-      <w:t>2025-11-23</w:t>
+      <w:t>2025-11-24</w:t>
       <w:br/>
       <w:br/>
     </w:r>

--- a/klagomål/A 44567-2025 FSC-klagomål.docx
+++ b/klagomål/A 44567-2025 FSC-klagomål.docx
@@ -694,7 +694,7 @@
     <w:r>
       <w:tab/>
       <w:tab/>
-      <w:t>2025-11-24</w:t>
+      <w:t>2025-11-25</w:t>
       <w:br/>
       <w:br/>
     </w:r>

--- a/klagomål/A 44567-2025 FSC-klagomål.docx
+++ b/klagomål/A 44567-2025 FSC-klagomål.docx
@@ -694,7 +694,7 @@
     <w:r>
       <w:tab/>
       <w:tab/>
-      <w:t>2025-11-25</w:t>
+      <w:t>2025-11-26</w:t>
       <w:br/>
       <w:br/>
     </w:r>

--- a/klagomål/A 44567-2025 FSC-klagomål.docx
+++ b/klagomål/A 44567-2025 FSC-klagomål.docx
@@ -694,7 +694,7 @@
     <w:r>
       <w:tab/>
       <w:tab/>
-      <w:t>2025-11-26</w:t>
+      <w:t>2025-11-27</w:t>
       <w:br/>
       <w:br/>
     </w:r>

--- a/klagomål/A 44567-2025 FSC-klagomål.docx
+++ b/klagomål/A 44567-2025 FSC-klagomål.docx
@@ -694,7 +694,7 @@
     <w:r>
       <w:tab/>
       <w:tab/>
-      <w:t>2025-11-27</w:t>
+      <w:t>2025-11-28</w:t>
       <w:br/>
       <w:br/>
     </w:r>

--- a/klagomål/A 44567-2025 FSC-klagomål.docx
+++ b/klagomål/A 44567-2025 FSC-klagomål.docx
@@ -694,7 +694,7 @@
     <w:r>
       <w:tab/>
       <w:tab/>
-      <w:t>2025-11-28</w:t>
+      <w:t>2025-11-29</w:t>
       <w:br/>
       <w:br/>
     </w:r>

--- a/klagomål/A 44567-2025 FSC-klagomål.docx
+++ b/klagomål/A 44567-2025 FSC-klagomål.docx
@@ -694,7 +694,7 @@
     <w:r>
       <w:tab/>
       <w:tab/>
-      <w:t>2025-11-29</w:t>
+      <w:t>2025-11-30</w:t>
       <w:br/>
       <w:br/>
     </w:r>

--- a/klagomål/A 44567-2025 FSC-klagomål.docx
+++ b/klagomål/A 44567-2025 FSC-klagomål.docx
@@ -694,7 +694,7 @@
     <w:r>
       <w:tab/>
       <w:tab/>
-      <w:t>2025-11-30</w:t>
+      <w:t>2025-12-01</w:t>
       <w:br/>
       <w:br/>
     </w:r>

--- a/klagomål/A 44567-2025 FSC-klagomål.docx
+++ b/klagomål/A 44567-2025 FSC-klagomål.docx
@@ -694,7 +694,7 @@
     <w:r>
       <w:tab/>
       <w:tab/>
-      <w:t>2025-12-01</w:t>
+      <w:t>2025-12-02</w:t>
       <w:br/>
       <w:br/>
     </w:r>

--- a/klagomål/A 44567-2025 FSC-klagomål.docx
+++ b/klagomål/A 44567-2025 FSC-klagomål.docx
@@ -694,7 +694,7 @@
     <w:r>
       <w:tab/>
       <w:tab/>
-      <w:t>2025-12-02</w:t>
+      <w:t>2025-12-03</w:t>
       <w:br/>
       <w:br/>
     </w:r>

--- a/klagomål/A 44567-2025 FSC-klagomål.docx
+++ b/klagomål/A 44567-2025 FSC-klagomål.docx
@@ -694,7 +694,7 @@
     <w:r>
       <w:tab/>
       <w:tab/>
-      <w:t>2025-12-03</w:t>
+      <w:t>2025-12-04</w:t>
       <w:br/>
       <w:br/>
     </w:r>

--- a/klagomål/A 44567-2025 FSC-klagomål.docx
+++ b/klagomål/A 44567-2025 FSC-klagomål.docx
@@ -694,7 +694,7 @@
     <w:r>
       <w:tab/>
       <w:tab/>
-      <w:t>2025-12-04</w:t>
+      <w:t>2025-12-05</w:t>
       <w:br/>
       <w:br/>
     </w:r>

--- a/klagomål/A 44567-2025 FSC-klagomål.docx
+++ b/klagomål/A 44567-2025 FSC-klagomål.docx
@@ -694,7 +694,7 @@
     <w:r>
       <w:tab/>
       <w:tab/>
-      <w:t>2025-12-05</w:t>
+      <w:t>2025-12-06</w:t>
       <w:br/>
       <w:br/>
     </w:r>

--- a/klagomål/A 44567-2025 FSC-klagomål.docx
+++ b/klagomål/A 44567-2025 FSC-klagomål.docx
@@ -694,7 +694,7 @@
     <w:r>
       <w:tab/>
       <w:tab/>
-      <w:t>2025-12-06</w:t>
+      <w:t>2025-12-07</w:t>
       <w:br/>
       <w:br/>
     </w:r>

--- a/klagomål/A 44567-2025 FSC-klagomål.docx
+++ b/klagomål/A 44567-2025 FSC-klagomål.docx
@@ -694,7 +694,7 @@
     <w:r>
       <w:tab/>
       <w:tab/>
-      <w:t>2025-12-07</w:t>
+      <w:t>2025-12-08</w:t>
       <w:br/>
       <w:br/>
     </w:r>

--- a/klagomål/A 44567-2025 FSC-klagomål.docx
+++ b/klagomål/A 44567-2025 FSC-klagomål.docx
@@ -694,7 +694,7 @@
     <w:r>
       <w:tab/>
       <w:tab/>
-      <w:t>2025-12-08</w:t>
+      <w:t>2025-12-09</w:t>
       <w:br/>
       <w:br/>
     </w:r>

--- a/klagomål/A 44567-2025 FSC-klagomål.docx
+++ b/klagomål/A 44567-2025 FSC-klagomål.docx
@@ -694,7 +694,7 @@
     <w:r>
       <w:tab/>
       <w:tab/>
-      <w:t>2025-12-09</w:t>
+      <w:t>2025-12-10</w:t>
       <w:br/>
       <w:br/>
     </w:r>

--- a/klagomål/A 44567-2025 FSC-klagomål.docx
+++ b/klagomål/A 44567-2025 FSC-klagomål.docx
@@ -694,7 +694,7 @@
     <w:r>
       <w:tab/>
       <w:tab/>
-      <w:t>2025-12-10</w:t>
+      <w:t>2025-12-11</w:t>
       <w:br/>
       <w:br/>
     </w:r>

--- a/klagomål/A 44567-2025 FSC-klagomål.docx
+++ b/klagomål/A 44567-2025 FSC-klagomål.docx
@@ -694,7 +694,7 @@
     <w:r>
       <w:tab/>
       <w:tab/>
-      <w:t>2025-12-11</w:t>
+      <w:t>2025-12-12</w:t>
       <w:br/>
       <w:br/>
     </w:r>

--- a/klagomål/A 44567-2025 FSC-klagomål.docx
+++ b/klagomål/A 44567-2025 FSC-klagomål.docx
@@ -694,7 +694,7 @@
     <w:r>
       <w:tab/>
       <w:tab/>
-      <w:t>2025-12-12</w:t>
+      <w:t>2025-12-13</w:t>
       <w:br/>
       <w:br/>
     </w:r>

--- a/klagomål/A 44567-2025 FSC-klagomål.docx
+++ b/klagomål/A 44567-2025 FSC-klagomål.docx
@@ -694,7 +694,7 @@
     <w:r>
       <w:tab/>
       <w:tab/>
-      <w:t>2025-12-19</w:t>
+      <w:t>2025-12-20</w:t>
       <w:br/>
       <w:br/>
     </w:r>

--- a/klagomål/A 44567-2025 FSC-klagomål.docx
+++ b/klagomål/A 44567-2025 FSC-klagomål.docx
@@ -694,7 +694,7 @@
     <w:r>
       <w:tab/>
       <w:tab/>
-      <w:t>2025-12-20</w:t>
+      <w:t>2025-12-21</w:t>
       <w:br/>
       <w:br/>
     </w:r>

--- a/klagomål/A 44567-2025 FSC-klagomål.docx
+++ b/klagomål/A 44567-2025 FSC-klagomål.docx
@@ -694,7 +694,7 @@
     <w:r>
       <w:tab/>
       <w:tab/>
-      <w:t>2025-12-21</w:t>
+      <w:t>2025-12-22</w:t>
       <w:br/>
       <w:br/>
     </w:r>

--- a/klagomål/A 44567-2025 FSC-klagomål.docx
+++ b/klagomål/A 44567-2025 FSC-klagomål.docx
@@ -694,7 +694,7 @@
     <w:r>
       <w:tab/>
       <w:tab/>
-      <w:t>2025-12-22</w:t>
+      <w:t>2025-12-26</w:t>
       <w:br/>
       <w:br/>
     </w:r>

--- a/klagomål/A 44567-2025 FSC-klagomål.docx
+++ b/klagomål/A 44567-2025 FSC-klagomål.docx
@@ -694,7 +694,7 @@
     <w:r>
       <w:tab/>
       <w:tab/>
-      <w:t>2025-12-26</w:t>
+      <w:t>2025-12-28</w:t>
       <w:br/>
       <w:br/>
     </w:r>

--- a/klagomål/A 44567-2025 FSC-klagomål.docx
+++ b/klagomål/A 44567-2025 FSC-klagomål.docx
@@ -694,7 +694,7 @@
     <w:r>
       <w:tab/>
       <w:tab/>
-      <w:t>2025-12-28</w:t>
+      <w:t>2025-12-29</w:t>
       <w:br/>
       <w:br/>
     </w:r>

--- a/klagomål/A 44567-2025 FSC-klagomål.docx
+++ b/klagomål/A 44567-2025 FSC-klagomål.docx
@@ -694,7 +694,7 @@
     <w:r>
       <w:tab/>
       <w:tab/>
-      <w:t>2025-12-29</w:t>
+      <w:t>2025-12-30</w:t>
       <w:br/>
       <w:br/>
     </w:r>

--- a/klagomål/A 44567-2025 FSC-klagomål.docx
+++ b/klagomål/A 44567-2025 FSC-klagomål.docx
@@ -694,7 +694,7 @@
     <w:r>
       <w:tab/>
       <w:tab/>
-      <w:t>2025-12-30</w:t>
+      <w:t>2025-12-31</w:t>
       <w:br/>
       <w:br/>
     </w:r>

--- a/klagomål/A 44567-2025 FSC-klagomål.docx
+++ b/klagomål/A 44567-2025 FSC-klagomål.docx
@@ -694,7 +694,7 @@
     <w:r>
       <w:tab/>
       <w:tab/>
-      <w:t>2025-12-31</w:t>
+      <w:t>2026-01-03</w:t>
       <w:br/>
       <w:br/>
     </w:r>

--- a/klagomål/A 44567-2025 FSC-klagomål.docx
+++ b/klagomål/A 44567-2025 FSC-klagomål.docx
@@ -694,7 +694,7 @@
     <w:r>
       <w:tab/>
       <w:tab/>
-      <w:t>2026-01-07</w:t>
+      <w:t>2026-01-08</w:t>
       <w:br/>
       <w:br/>
     </w:r>

--- a/klagomål/A 44567-2025 FSC-klagomål.docx
+++ b/klagomål/A 44567-2025 FSC-klagomål.docx
@@ -694,7 +694,7 @@
     <w:r>
       <w:tab/>
       <w:tab/>
-      <w:t>2026-01-08</w:t>
+      <w:t>2026-01-09</w:t>
       <w:br/>
       <w:br/>
     </w:r>

--- a/klagomål/A 44567-2025 FSC-klagomål.docx
+++ b/klagomål/A 44567-2025 FSC-klagomål.docx
@@ -694,7 +694,7 @@
     <w:r>
       <w:tab/>
       <w:tab/>
-      <w:t>2026-01-09</w:t>
+      <w:t>2026-01-10</w:t>
       <w:br/>
       <w:br/>
     </w:r>

--- a/klagomål/A 44567-2025 FSC-klagomål.docx
+++ b/klagomål/A 44567-2025 FSC-klagomål.docx
@@ -694,7 +694,7 @@
     <w:r>
       <w:tab/>
       <w:tab/>
-      <w:t>2026-01-10</w:t>
+      <w:t>2026-01-11</w:t>
       <w:br/>
       <w:br/>
     </w:r>

--- a/klagomål/A 44567-2025 FSC-klagomål.docx
+++ b/klagomål/A 44567-2025 FSC-klagomål.docx
@@ -694,7 +694,7 @@
     <w:r>
       <w:tab/>
       <w:tab/>
-      <w:t>2026-01-11</w:t>
+      <w:t>2026-01-12</w:t>
       <w:br/>
       <w:br/>
     </w:r>

--- a/klagomål/A 44567-2025 FSC-klagomål.docx
+++ b/klagomål/A 44567-2025 FSC-klagomål.docx
@@ -694,7 +694,7 @@
     <w:r>
       <w:tab/>
       <w:tab/>
-      <w:t>2026-01-12</w:t>
+      <w:t>2026-01-13</w:t>
       <w:br/>
       <w:br/>
     </w:r>

--- a/klagomål/A 44567-2025 FSC-klagomål.docx
+++ b/klagomål/A 44567-2025 FSC-klagomål.docx
@@ -694,7 +694,7 @@
     <w:r>
       <w:tab/>
       <w:tab/>
-      <w:t>2026-01-13</w:t>
+      <w:t>2026-01-14</w:t>
       <w:br/>
       <w:br/>
     </w:r>

--- a/klagomål/A 44567-2025 FSC-klagomål.docx
+++ b/klagomål/A 44567-2025 FSC-klagomål.docx
@@ -694,7 +694,7 @@
     <w:r>
       <w:tab/>
       <w:tab/>
-      <w:t>2026-01-14</w:t>
+      <w:t>2026-01-15</w:t>
       <w:br/>
       <w:br/>
     </w:r>

--- a/klagomål/A 44567-2025 FSC-klagomål.docx
+++ b/klagomål/A 44567-2025 FSC-klagomål.docx
@@ -694,7 +694,7 @@
     <w:r>
       <w:tab/>
       <w:tab/>
-      <w:t>2026-01-15</w:t>
+      <w:t>2026-01-16</w:t>
       <w:br/>
       <w:br/>
     </w:r>

--- a/klagomål/A 44567-2025 FSC-klagomål.docx
+++ b/klagomål/A 44567-2025 FSC-klagomål.docx
@@ -694,7 +694,7 @@
     <w:r>
       <w:tab/>
       <w:tab/>
-      <w:t>2026-01-16</w:t>
+      <w:t>2026-01-17</w:t>
       <w:br/>
       <w:br/>
     </w:r>

--- a/klagomål/A 44567-2025 FSC-klagomål.docx
+++ b/klagomål/A 44567-2025 FSC-klagomål.docx
@@ -694,7 +694,7 @@
     <w:r>
       <w:tab/>
       <w:tab/>
-      <w:t>2026-01-17</w:t>
+      <w:t>2026-01-18</w:t>
       <w:br/>
       <w:br/>
     </w:r>

--- a/klagomål/A 44567-2025 FSC-klagomål.docx
+++ b/klagomål/A 44567-2025 FSC-klagomål.docx
@@ -694,7 +694,7 @@
     <w:r>
       <w:tab/>
       <w:tab/>
-      <w:t>2026-01-18</w:t>
+      <w:t>2026-01-19</w:t>
       <w:br/>
       <w:br/>
     </w:r>

--- a/klagomål/A 44567-2025 FSC-klagomål.docx
+++ b/klagomål/A 44567-2025 FSC-klagomål.docx
@@ -694,7 +694,7 @@
     <w:r>
       <w:tab/>
       <w:tab/>
-      <w:t>2026-01-19</w:t>
+      <w:t>2026-01-20</w:t>
       <w:br/>
       <w:br/>
     </w:r>

--- a/klagomål/A 44567-2025 FSC-klagomål.docx
+++ b/klagomål/A 44567-2025 FSC-klagomål.docx
@@ -694,7 +694,7 @@
     <w:r>
       <w:tab/>
       <w:tab/>
-      <w:t>2026-01-20</w:t>
+      <w:t>2026-01-21</w:t>
       <w:br/>
       <w:br/>
     </w:r>

--- a/klagomål/A 44567-2025 FSC-klagomål.docx
+++ b/klagomål/A 44567-2025 FSC-klagomål.docx
@@ -694,7 +694,7 @@
     <w:r>
       <w:tab/>
       <w:tab/>
-      <w:t>2026-01-21</w:t>
+      <w:t>2026-01-23</w:t>
       <w:br/>
       <w:br/>
     </w:r>

--- a/klagomål/A 44567-2025 FSC-klagomål.docx
+++ b/klagomål/A 44567-2025 FSC-klagomål.docx
@@ -694,7 +694,7 @@
     <w:r>
       <w:tab/>
       <w:tab/>
-      <w:t>2026-01-23</w:t>
+      <w:t>2026-01-24</w:t>
       <w:br/>
       <w:br/>
     </w:r>

--- a/klagomål/A 44567-2025 FSC-klagomål.docx
+++ b/klagomål/A 44567-2025 FSC-klagomål.docx
@@ -694,7 +694,7 @@
     <w:r>
       <w:tab/>
       <w:tab/>
-      <w:t>2026-01-24</w:t>
+      <w:t>2026-01-25</w:t>
       <w:br/>
       <w:br/>
     </w:r>

--- a/klagomål/A 44567-2025 FSC-klagomål.docx
+++ b/klagomål/A 44567-2025 FSC-klagomål.docx
@@ -694,7 +694,7 @@
     <w:r>
       <w:tab/>
       <w:tab/>
-      <w:t>2026-01-25</w:t>
+      <w:t>2026-01-26</w:t>
       <w:br/>
       <w:br/>
     </w:r>

--- a/klagomål/A 44567-2025 FSC-klagomål.docx
+++ b/klagomål/A 44567-2025 FSC-klagomål.docx
@@ -694,7 +694,7 @@
     <w:r>
       <w:tab/>
       <w:tab/>
-      <w:t>2026-01-26</w:t>
+      <w:t>2026-01-27</w:t>
       <w:br/>
       <w:br/>
     </w:r>

--- a/klagomål/A 44567-2025 FSC-klagomål.docx
+++ b/klagomål/A 44567-2025 FSC-klagomål.docx
@@ -694,7 +694,7 @@
     <w:r>
       <w:tab/>
       <w:tab/>
-      <w:t>2026-01-27</w:t>
+      <w:t>2026-01-28</w:t>
       <w:br/>
       <w:br/>
     </w:r>

--- a/klagomål/A 44567-2025 FSC-klagomål.docx
+++ b/klagomål/A 44567-2025 FSC-klagomål.docx
@@ -112,7 +112,7 @@
         <w:pStyle w:val="ListBullet"/>
       </w:pPr>
       <w:r>
-        <w:t>Om ett ombud (tex Norra skog eller Mellanskog) avverkningsanmäler en skog med naturvärden motsvarande nyckelbiotops kvalité men markägaren inte är FSC certifierad, bör du skicka in ett FSC kontrollerat virke klagomål. Då ska klagomålet skickas till ombudsföretaget.</w:t>
+        <w:t>Om ett ombud (tex Norra skog eller Mellanskog) avverkningsanmäler en skog med naturvärden motsvarande nyckelbiotops kvalitet men markägaren inte är FSC certifierad, bör du skicka in ett FSC kontrollerat virke klagomål. Då ska klagomålet skickas till ombudsföretaget.</w:t>
       </w:r>
     </w:p>
     <w:p>
@@ -694,7 +694,7 @@
     <w:r>
       <w:tab/>
       <w:tab/>
-      <w:t>2026-01-28</w:t>
+      <w:t>2026-01-29</w:t>
       <w:br/>
       <w:br/>
     </w:r>

--- a/klagomål/A 44567-2025 FSC-klagomål.docx
+++ b/klagomål/A 44567-2025 FSC-klagomål.docx
@@ -694,7 +694,7 @@
     <w:r>
       <w:tab/>
       <w:tab/>
-      <w:t>2026-01-29</w:t>
+      <w:t>2026-01-30</w:t>
       <w:br/>
       <w:br/>
     </w:r>

--- a/klagomål/A 44567-2025 FSC-klagomål.docx
+++ b/klagomål/A 44567-2025 FSC-klagomål.docx
@@ -694,7 +694,7 @@
     <w:r>
       <w:tab/>
       <w:tab/>
-      <w:t>2026-01-30</w:t>
+      <w:t>2026-01-31</w:t>
       <w:br/>
       <w:br/>
     </w:r>

--- a/klagomål/A 44567-2025 FSC-klagomål.docx
+++ b/klagomål/A 44567-2025 FSC-klagomål.docx
@@ -694,7 +694,7 @@
     <w:r>
       <w:tab/>
       <w:tab/>
-      <w:t>2026-03-01</w:t>
+      <w:t>2026-03-02</w:t>
       <w:br/>
       <w:br/>
     </w:r>

--- a/klagomål/A 44567-2025 FSC-klagomål.docx
+++ b/klagomål/A 44567-2025 FSC-klagomål.docx
@@ -191,7 +191,7 @@
     </w:p>
     <w:p>
       <w:r>
-        <w:t>I avverkningsanmälan har följande 2 naturvårdsarter hittats: gråkråka (§4) och grönsiska (§4). För fridlysta arter anges även paragrafen i Artskyddsförordningen som arten är fridlyst enligt.</w:t>
+        <w:t>I avverkningsanmälan har följande 2 naturvårdsarter hittats: kråka (NT, §4) och grönsiska (§4). Av dessa är 1 rödlistade. För rödlistade arter har rödlistekategorin angivits inom parentes. För fridlysta arter anges även paragrafen i Artskyddsförordningen som arten är fridlyst enligt.</w:t>
       </w:r>
     </w:p>
     <w:p>
@@ -256,7 +256,7 @@
     </w:p>
     <w:p>
       <w:r>
-        <w:t>Följande fridlysta arter har sina livsmiljöer och växtplatser i den avverkningsanmälda skogen: gråkråka (§4) och grönsiska (§4).</w:t>
+        <w:t>Följande fridlysta arter har sina livsmiljöer och växtplatser i den avverkningsanmälda skogen: kråka (NT, §4) och grönsiska (§4).</w:t>
       </w:r>
     </w:p>
     <w:p>
@@ -379,7 +379,7 @@
         <w:rPr>
           <w:i/>
         </w:rPr>
-        <w:t>I det avverkningsanmälda skogsområdet har 2 naturvårdsarter varav 0 rödlistade arter sina livsmiljöer och växtplatser.</w:t>
+        <w:t>I det avverkningsanmälda skogsområdet har 2 naturvårdsarter varav 1 rödlistade arter sina livsmiljöer och växtplatser.</w:t>
       </w:r>
     </w:p>
     <w:p>
@@ -694,7 +694,7 @@
     <w:r>
       <w:tab/>
       <w:tab/>
-      <w:t>2026-03-02</w:t>
+      <w:t>2026-03-03</w:t>
       <w:br/>
       <w:br/>
     </w:r>

--- a/klagomål/A 44567-2025 FSC-klagomål.docx
+++ b/klagomål/A 44567-2025 FSC-klagomål.docx
@@ -694,7 +694,7 @@
     <w:r>
       <w:tab/>
       <w:tab/>
-      <w:t>2026-03-03</w:t>
+      <w:t>2026-03-04</w:t>
       <w:br/>
       <w:br/>
     </w:r>

--- a/klagomål/A 44567-2025 FSC-klagomål.docx
+++ b/klagomål/A 44567-2025 FSC-klagomål.docx
@@ -694,7 +694,7 @@
     <w:r>
       <w:tab/>
       <w:tab/>
-      <w:t>2026-03-04</w:t>
+      <w:t>2026-03-05</w:t>
       <w:br/>
       <w:br/>
     </w:r>

--- a/klagomål/A 44567-2025 FSC-klagomål.docx
+++ b/klagomål/A 44567-2025 FSC-klagomål.docx
@@ -694,7 +694,7 @@
     <w:r>
       <w:tab/>
       <w:tab/>
-      <w:t>2026-03-05</w:t>
+      <w:t>2026-03-06</w:t>
       <w:br/>
       <w:br/>
     </w:r>

--- a/klagomål/A 44567-2025 FSC-klagomål.docx
+++ b/klagomål/A 44567-2025 FSC-klagomål.docx
@@ -694,7 +694,7 @@
     <w:r>
       <w:tab/>
       <w:tab/>
-      <w:t>2026-03-06</w:t>
+      <w:t>2026-03-07</w:t>
       <w:br/>
       <w:br/>
     </w:r>

--- a/klagomål/A 44567-2025 FSC-klagomål.docx
+++ b/klagomål/A 44567-2025 FSC-klagomål.docx
@@ -694,7 +694,7 @@
     <w:r>
       <w:tab/>
       <w:tab/>
-      <w:t>2026-03-07</w:t>
+      <w:t>2026-03-08</w:t>
       <w:br/>
       <w:br/>
     </w:r>

--- a/klagomål/A 44567-2025 FSC-klagomål.docx
+++ b/klagomål/A 44567-2025 FSC-klagomål.docx
@@ -694,7 +694,7 @@
     <w:r>
       <w:tab/>
       <w:tab/>
-      <w:t>2026-03-08</w:t>
+      <w:t>2026-03-09</w:t>
       <w:br/>
       <w:br/>
     </w:r>

--- a/klagomål/A 44567-2025 FSC-klagomål.docx
+++ b/klagomål/A 44567-2025 FSC-klagomål.docx
@@ -694,7 +694,7 @@
     <w:r>
       <w:tab/>
       <w:tab/>
-      <w:t>2026-03-09</w:t>
+      <w:t>2026-03-10</w:t>
       <w:br/>
       <w:br/>
     </w:r>

--- a/klagomål/A 44567-2025 FSC-klagomål.docx
+++ b/klagomål/A 44567-2025 FSC-klagomål.docx
@@ -694,7 +694,7 @@
     <w:r>
       <w:tab/>
       <w:tab/>
-      <w:t>2026-03-10</w:t>
+      <w:t>2026-03-11</w:t>
       <w:br/>
       <w:br/>
     </w:r>

--- a/klagomål/A 44567-2025 FSC-klagomål.docx
+++ b/klagomål/A 44567-2025 FSC-klagomål.docx
@@ -694,7 +694,7 @@
     <w:r>
       <w:tab/>
       <w:tab/>
-      <w:t>2026-03-11</w:t>
+      <w:t>2026-03-12</w:t>
       <w:br/>
       <w:br/>
     </w:r>

--- a/klagomål/A 44567-2025 FSC-klagomål.docx
+++ b/klagomål/A 44567-2025 FSC-klagomål.docx
@@ -694,7 +694,7 @@
     <w:r>
       <w:tab/>
       <w:tab/>
-      <w:t>2026-03-12</w:t>
+      <w:t>2026-03-13</w:t>
       <w:br/>
       <w:br/>
     </w:r>

--- a/klagomål/A 44567-2025 FSC-klagomål.docx
+++ b/klagomål/A 44567-2025 FSC-klagomål.docx
@@ -694,7 +694,7 @@
     <w:r>
       <w:tab/>
       <w:tab/>
-      <w:t>2026-04-14</w:t>
+      <w:t>2026-04-15</w:t>
       <w:br/>
       <w:br/>
     </w:r>

--- a/klagomål/A 44567-2025 FSC-klagomål.docx
+++ b/klagomål/A 44567-2025 FSC-klagomål.docx
@@ -694,7 +694,7 @@
     <w:r>
       <w:tab/>
       <w:tab/>
-      <w:t>2026-04-15</w:t>
+      <w:t>2026-04-16</w:t>
       <w:br/>
       <w:br/>
     </w:r>

--- a/klagomål/A 44567-2025 FSC-klagomål.docx
+++ b/klagomål/A 44567-2025 FSC-klagomål.docx
@@ -694,7 +694,7 @@
     <w:r>
       <w:tab/>
       <w:tab/>
-      <w:t>2026-04-16</w:t>
+      <w:t>2026-04-17</w:t>
       <w:br/>
       <w:br/>
     </w:r>

--- a/klagomål/A 44567-2025 FSC-klagomål.docx
+++ b/klagomål/A 44567-2025 FSC-klagomål.docx
@@ -694,7 +694,7 @@
     <w:r>
       <w:tab/>
       <w:tab/>
-      <w:t>2026-04-17</w:t>
+      <w:t>2026-04-18</w:t>
       <w:br/>
       <w:br/>
     </w:r>

--- a/klagomål/A 44567-2025 FSC-klagomål.docx
+++ b/klagomål/A 44567-2025 FSC-klagomål.docx
@@ -694,7 +694,7 @@
     <w:r>
       <w:tab/>
       <w:tab/>
-      <w:t>2026-04-18</w:t>
+      <w:t>2026-04-19</w:t>
       <w:br/>
       <w:br/>
     </w:r>

--- a/klagomål/A 44567-2025 FSC-klagomål.docx
+++ b/klagomål/A 44567-2025 FSC-klagomål.docx
@@ -694,7 +694,7 @@
     <w:r>
       <w:tab/>
       <w:tab/>
-      <w:t>2026-04-19</w:t>
+      <w:t>2026-04-20</w:t>
       <w:br/>
       <w:br/>
     </w:r>

--- a/klagomål/A 44567-2025 FSC-klagomål.docx
+++ b/klagomål/A 44567-2025 FSC-klagomål.docx
@@ -694,7 +694,7 @@
     <w:r>
       <w:tab/>
       <w:tab/>
-      <w:t>2026-04-20</w:t>
+      <w:t>2026-04-21</w:t>
       <w:br/>
       <w:br/>
     </w:r>

--- a/klagomål/A 44567-2025 FSC-klagomål.docx
+++ b/klagomål/A 44567-2025 FSC-klagomål.docx
@@ -694,7 +694,7 @@
     <w:r>
       <w:tab/>
       <w:tab/>
-      <w:t>2026-04-21</w:t>
+      <w:t>2026-04-22</w:t>
       <w:br/>
       <w:br/>
     </w:r>

--- a/klagomål/A 44567-2025 FSC-klagomål.docx
+++ b/klagomål/A 44567-2025 FSC-klagomål.docx
@@ -694,7 +694,7 @@
     <w:r>
       <w:tab/>
       <w:tab/>
-      <w:t>2026-04-22</w:t>
+      <w:t>2026-04-23</w:t>
       <w:br/>
       <w:br/>
     </w:r>

--- a/klagomål/A 44567-2025 FSC-klagomål.docx
+++ b/klagomål/A 44567-2025 FSC-klagomål.docx
@@ -694,7 +694,7 @@
     <w:r>
       <w:tab/>
       <w:tab/>
-      <w:t>2026-04-23</w:t>
+      <w:t>2026-04-24</w:t>
       <w:br/>
       <w:br/>
     </w:r>

--- a/klagomål/A 44567-2025 FSC-klagomål.docx
+++ b/klagomål/A 44567-2025 FSC-klagomål.docx
@@ -694,7 +694,7 @@
     <w:r>
       <w:tab/>
       <w:tab/>
-      <w:t>2026-04-24</w:t>
+      <w:t>2026-04-25</w:t>
       <w:br/>
       <w:br/>
     </w:r>

--- a/klagomål/A 44567-2025 FSC-klagomål.docx
+++ b/klagomål/A 44567-2025 FSC-klagomål.docx
@@ -694,7 +694,7 @@
     <w:r>
       <w:tab/>
       <w:tab/>
-      <w:t>2026-04-25</w:t>
+      <w:t>2026-04-26</w:t>
       <w:br/>
       <w:br/>
     </w:r>

--- a/klagomål/A 44567-2025 FSC-klagomål.docx
+++ b/klagomål/A 44567-2025 FSC-klagomål.docx
@@ -694,7 +694,7 @@
     <w:r>
       <w:tab/>
       <w:tab/>
-      <w:t>2026-04-26</w:t>
+      <w:t>2026-04-27</w:t>
       <w:br/>
       <w:br/>
     </w:r>

--- a/klagomål/A 44567-2025 FSC-klagomål.docx
+++ b/klagomål/A 44567-2025 FSC-klagomål.docx
@@ -694,7 +694,7 @@
     <w:r>
       <w:tab/>
       <w:tab/>
-      <w:t>2026-04-27</w:t>
+      <w:t>2026-04-28</w:t>
       <w:br/>
       <w:br/>
     </w:r>

--- a/klagomål/A 44567-2025 FSC-klagomål.docx
+++ b/klagomål/A 44567-2025 FSC-klagomål.docx
@@ -694,7 +694,7 @@
     <w:r>
       <w:tab/>
       <w:tab/>
-      <w:t>2026-04-28</w:t>
+      <w:t>2026-04-29</w:t>
       <w:br/>
       <w:br/>
     </w:r>

--- a/klagomål/A 44567-2025 FSC-klagomål.docx
+++ b/klagomål/A 44567-2025 FSC-klagomål.docx
@@ -694,7 +694,7 @@
     <w:r>
       <w:tab/>
       <w:tab/>
-      <w:t>2026-04-29</w:t>
+      <w:t>2026-04-30</w:t>
       <w:br/>
       <w:br/>
     </w:r>

--- a/klagomål/A 44567-2025 FSC-klagomål.docx
+++ b/klagomål/A 44567-2025 FSC-klagomål.docx
@@ -694,7 +694,7 @@
     <w:r>
       <w:tab/>
       <w:tab/>
-      <w:t>2026-04-30</w:t>
+      <w:t>2026-05-01</w:t>
       <w:br/>
       <w:br/>
     </w:r>

--- a/klagomål/A 44567-2025 FSC-klagomål.docx
+++ b/klagomål/A 44567-2025 FSC-klagomål.docx
@@ -694,7 +694,7 @@
     <w:r>
       <w:tab/>
       <w:tab/>
-      <w:t>2026-05-01</w:t>
+      <w:t>2026-05-02</w:t>
       <w:br/>
       <w:br/>
     </w:r>

--- a/klagomål/A 44567-2025 FSC-klagomål.docx
+++ b/klagomål/A 44567-2025 FSC-klagomål.docx
@@ -694,7 +694,7 @@
     <w:r>
       <w:tab/>
       <w:tab/>
-      <w:t>2026-05-02</w:t>
+      <w:t>2026-05-03</w:t>
       <w:br/>
       <w:br/>
     </w:r>

--- a/klagomål/A 44567-2025 FSC-klagomål.docx
+++ b/klagomål/A 44567-2025 FSC-klagomål.docx
@@ -668,7 +668,7 @@
     <w:r>
       <w:tab/>
       <w:tab/>
-      <w:t>2026-07-13</w:t>
+      <w:t>2026-07-14</w:t>
       <w:br/>
       <w:br/>
     </w:r>

--- a/klagomål/A 44567-2025 FSC-klagomål.docx
+++ b/klagomål/A 44567-2025 FSC-klagomål.docx
@@ -668,7 +668,7 @@
     <w:r>
       <w:tab/>
       <w:tab/>
-      <w:t>2026-07-14</w:t>
+      <w:t>2026-07-15</w:t>
       <w:br/>
       <w:br/>
     </w:r>

--- a/klagomål/A 44567-2025 FSC-klagomål.docx
+++ b/klagomål/A 44567-2025 FSC-klagomål.docx
@@ -668,7 +668,7 @@
     <w:r>
       <w:tab/>
       <w:tab/>
-      <w:t>2026-07-15</w:t>
+      <w:t>2026-07-16</w:t>
       <w:br/>
       <w:br/>
     </w:r>

--- a/klagomål/A 44567-2025 FSC-klagomål.docx
+++ b/klagomål/A 44567-2025 FSC-klagomål.docx
@@ -668,7 +668,7 @@
     <w:r>
       <w:tab/>
       <w:tab/>
-      <w:t>2026-07-16</w:t>
+      <w:t>2026-07-17</w:t>
       <w:br/>
       <w:br/>
     </w:r>

--- a/klagomål/A 44567-2025 FSC-klagomål.docx
+++ b/klagomål/A 44567-2025 FSC-klagomål.docx
@@ -668,7 +668,7 @@
     <w:r>
       <w:tab/>
       <w:tab/>
-      <w:t>2026-07-17</w:t>
+      <w:t>2026-07-18</w:t>
       <w:br/>
       <w:br/>
     </w:r>

--- a/klagomål/A 44567-2025 FSC-klagomål.docx
+++ b/klagomål/A 44567-2025 FSC-klagomål.docx
@@ -668,7 +668,7 @@
     <w:r>
       <w:tab/>
       <w:tab/>
-      <w:t>2026-07-18</w:t>
+      <w:t>2026-07-19</w:t>
       <w:br/>
       <w:br/>
     </w:r>

--- a/klagomål/A 44567-2025 FSC-klagomål.docx
+++ b/klagomål/A 44567-2025 FSC-klagomål.docx
@@ -668,7 +668,7 @@
     <w:r>
       <w:tab/>
       <w:tab/>
-      <w:t>2026-07-19</w:t>
+      <w:t>2026-07-20</w:t>
       <w:br/>
       <w:br/>
     </w:r>

--- a/klagomål/A 44567-2025 FSC-klagomål.docx
+++ b/klagomål/A 44567-2025 FSC-klagomål.docx
@@ -668,7 +668,7 @@
     <w:r>
       <w:tab/>
       <w:tab/>
-      <w:t>2026-07-20</w:t>
+      <w:t>2026-07-21</w:t>
       <w:br/>
       <w:br/>
     </w:r>

--- a/klagomål/A 44567-2025 FSC-klagomål.docx
+++ b/klagomål/A 44567-2025 FSC-klagomål.docx
@@ -668,7 +668,7 @@
     <w:r>
       <w:tab/>
       <w:tab/>
-      <w:t>2026-07-21</w:t>
+      <w:t>2026-07-22</w:t>
       <w:br/>
       <w:br/>
     </w:r>

--- a/klagomål/A 44567-2025 FSC-klagomål.docx
+++ b/klagomål/A 44567-2025 FSC-klagomål.docx
@@ -668,7 +668,7 @@
     <w:r>
       <w:tab/>
       <w:tab/>
-      <w:t>2026-07-22</w:t>
+      <w:t>2026-07-23</w:t>
       <w:br/>
       <w:br/>
     </w:r>

--- a/klagomål/A 44567-2025 FSC-klagomål.docx
+++ b/klagomål/A 44567-2025 FSC-klagomål.docx
@@ -668,7 +668,7 @@
     <w:r>
       <w:tab/>
       <w:tab/>
-      <w:t>2026-07-23</w:t>
+      <w:t>2026-07-24</w:t>
       <w:br/>
       <w:br/>
     </w:r>

--- a/klagomål/A 44567-2025 FSC-klagomål.docx
+++ b/klagomål/A 44567-2025 FSC-klagomål.docx
@@ -668,7 +668,7 @@
     <w:r>
       <w:tab/>
       <w:tab/>
-      <w:t>2026-07-24</w:t>
+      <w:t>2026-07-25</w:t>
       <w:br/>
       <w:br/>
     </w:r>

--- a/klagomål/A 44567-2025 FSC-klagomål.docx
+++ b/klagomål/A 44567-2025 FSC-klagomål.docx
@@ -668,7 +668,7 @@
     <w:r>
       <w:tab/>
       <w:tab/>
-      <w:t>2026-07-25</w:t>
+      <w:t>2026-07-26</w:t>
       <w:br/>
       <w:br/>
     </w:r>

--- a/klagomål/A 44567-2025 FSC-klagomål.docx
+++ b/klagomål/A 44567-2025 FSC-klagomål.docx
@@ -668,7 +668,7 @@
     <w:r>
       <w:tab/>
       <w:tab/>
-      <w:t>2026-07-26</w:t>
+      <w:t>2026-07-27</w:t>
       <w:br/>
       <w:br/>
     </w:r>

--- a/klagomål/A 44567-2025 FSC-klagomål.docx
+++ b/klagomål/A 44567-2025 FSC-klagomål.docx
@@ -668,7 +668,7 @@
     <w:r>
       <w:tab/>
       <w:tab/>
-      <w:t>2026-07-27</w:t>
+      <w:t>2026-07-28</w:t>
       <w:br/>
       <w:br/>
     </w:r>

--- a/klagomål/A 44567-2025 FSC-klagomål.docx
+++ b/klagomål/A 44567-2025 FSC-klagomål.docx
@@ -668,7 +668,7 @@
     <w:r>
       <w:tab/>
       <w:tab/>
-      <w:t>2026-07-28</w:t>
+      <w:t>2026-07-29</w:t>
       <w:br/>
       <w:br/>
     </w:r>

--- a/klagomål/A 44567-2025 FSC-klagomål.docx
+++ b/klagomål/A 44567-2025 FSC-klagomål.docx
@@ -668,7 +668,7 @@
     <w:r>
       <w:tab/>
       <w:tab/>
-      <w:t>2026-07-29</w:t>
+      <w:t>2026-07-30</w:t>
       <w:br/>
       <w:br/>
     </w:r>

--- a/klagomål/A 44567-2025 FSC-klagomål.docx
+++ b/klagomål/A 44567-2025 FSC-klagomål.docx
@@ -668,7 +668,7 @@
     <w:r>
       <w:tab/>
       <w:tab/>
-      <w:t>2026-07-30</w:t>
+      <w:t>2026-07-31</w:t>
       <w:br/>
       <w:br/>
     </w:r>

--- a/klagomål/A 44567-2025 FSC-klagomål.docx
+++ b/klagomål/A 44567-2025 FSC-klagomål.docx
@@ -668,7 +668,7 @@
     <w:r>
       <w:tab/>
       <w:tab/>
-      <w:t>2026-07-31</w:t>
+      <w:t>2026-08-01</w:t>
       <w:br/>
       <w:br/>
     </w:r>

--- a/klagomål/A 44567-2025 FSC-klagomål.docx
+++ b/klagomål/A 44567-2025 FSC-klagomål.docx
@@ -668,7 +668,7 @@
     <w:r>
       <w:tab/>
       <w:tab/>
-      <w:t>2026-08-01</w:t>
+      <w:t>2026-08-02</w:t>
       <w:br/>
       <w:br/>
     </w:r>

--- a/klagomål/A 44567-2025 FSC-klagomål.docx
+++ b/klagomål/A 44567-2025 FSC-klagomål.docx
@@ -668,7 +668,7 @@
     <w:r>
       <w:tab/>
       <w:tab/>
-      <w:t>2026-08-02</w:t>
+      <w:t>2026-08-03</w:t>
       <w:br/>
       <w:br/>
     </w:r>

--- a/klagomål/A 44567-2025 FSC-klagomål.docx
+++ b/klagomål/A 44567-2025 FSC-klagomål.docx
@@ -668,7 +668,7 @@
     <w:r>
       <w:tab/>
       <w:tab/>
-      <w:t>2026-08-03</w:t>
+      <w:t>2026-08-05</w:t>
       <w:br/>
       <w:br/>
     </w:r>

--- a/klagomål/A 44567-2025 FSC-klagomål.docx
+++ b/klagomål/A 44567-2025 FSC-klagomål.docx
@@ -668,7 +668,7 @@
     <w:r>
       <w:tab/>
       <w:tab/>
-      <w:t>2026-08-05</w:t>
+      <w:t>2026-08-07</w:t>
       <w:br/>
       <w:br/>
     </w:r>

--- a/klagomål/A 44567-2025 FSC-klagomål.docx
+++ b/klagomål/A 44567-2025 FSC-klagomål.docx
@@ -668,7 +668,7 @@
     <w:r>
       <w:tab/>
       <w:tab/>
-      <w:t>2026-08-07</w:t>
+      <w:t>2026-08-08</w:t>
       <w:br/>
       <w:br/>
     </w:r>

--- a/klagomål/A 44567-2025 FSC-klagomål.docx
+++ b/klagomål/A 44567-2025 FSC-klagomål.docx
@@ -216,7 +216,7 @@
         <w:spacing w:after="240"/>
       </w:pPr>
       <w:r>
-        <w:t>Figur 1. Fyndplatser för naturvårdsarter i avverkningsanmälan. Markörer utan svart kant är placerade på fyndplatsen. Markörer med svart kant är placerade vid sidan av fyndplatsen har ett svart streck som visar fyndplatsens exakta position. Kartans mittpunktskoordinat är N 6224415, E 391734 i SWEREF 99 TM.</w:t>
+        <w:t>Figur 1. Fyndplatser för naturvårdsarter i avverkningsanmälan. Markörer utan svart kant är placerade på fyndplatsen. Markörer med svart kant är placerade vid sidan av fyndplatsen och har ett svart streck som visar fyndplatsens exakta position. Kartans mittpunktskoordinat är N 6224415, E 391734 i SWEREF 99 TM.</w:t>
       </w:r>
     </w:p>
     <w:p>
@@ -668,7 +668,7 @@
     <w:r>
       <w:tab/>
       <w:tab/>
-      <w:t>2026-08-14</w:t>
+      <w:t>2026-08-15</w:t>
       <w:br/>
       <w:br/>
     </w:r>

--- a/klagomål/A 44567-2025 FSC-klagomål.docx
+++ b/klagomål/A 44567-2025 FSC-klagomål.docx
@@ -668,7 +668,7 @@
     <w:r>
       <w:tab/>
       <w:tab/>
-      <w:t>2026-08-15</w:t>
+      <w:t>2026-08-16</w:t>
       <w:br/>
       <w:br/>
     </w:r>

--- a/klagomål/A 44567-2025 FSC-klagomål.docx
+++ b/klagomål/A 44567-2025 FSC-klagomål.docx
@@ -668,7 +668,7 @@
     <w:r>
       <w:tab/>
       <w:tab/>
-      <w:t>2026-08-16</w:t>
+      <w:t>2026-08-17</w:t>
       <w:br/>
       <w:br/>
     </w:r>

--- a/klagomål/A 44567-2025 FSC-klagomål.docx
+++ b/klagomål/A 44567-2025 FSC-klagomål.docx
@@ -668,7 +668,7 @@
     <w:r>
       <w:tab/>
       <w:tab/>
-      <w:t>2026-08-17</w:t>
+      <w:t>2026-08-18</w:t>
       <w:br/>
       <w:br/>
     </w:r>

--- a/klagomål/A 44567-2025 FSC-klagomål.docx
+++ b/klagomål/A 44567-2025 FSC-klagomål.docx
@@ -668,7 +668,7 @@
     <w:r>
       <w:tab/>
       <w:tab/>
-      <w:t>2026-08-18</w:t>
+      <w:t>2026-08-19</w:t>
       <w:br/>
       <w:br/>
     </w:r>

--- a/klagomål/A 44567-2025 FSC-klagomål.docx
+++ b/klagomål/A 44567-2025 FSC-klagomål.docx
@@ -668,7 +668,7 @@
     <w:r>
       <w:tab/>
       <w:tab/>
-      <w:t>2026-08-19</w:t>
+      <w:t>2026-08-20</w:t>
       <w:br/>
       <w:br/>
     </w:r>

--- a/klagomål/A 44567-2025 FSC-klagomål.docx
+++ b/klagomål/A 44567-2025 FSC-klagomål.docx
@@ -668,7 +668,7 @@
     <w:r>
       <w:tab/>
       <w:tab/>
-      <w:t>2026-08-20</w:t>
+      <w:t>2026-08-21</w:t>
       <w:br/>
       <w:br/>
     </w:r>

--- a/klagomål/A 44567-2025 FSC-klagomål.docx
+++ b/klagomål/A 44567-2025 FSC-klagomål.docx
@@ -668,7 +668,7 @@
     <w:r>
       <w:tab/>
       <w:tab/>
-      <w:t>2026-08-21</w:t>
+      <w:t>2026-08-22</w:t>
       <w:br/>
       <w:br/>
     </w:r>

--- a/klagomål/A 44567-2025 FSC-klagomål.docx
+++ b/klagomål/A 44567-2025 FSC-klagomål.docx
@@ -668,7 +668,7 @@
     <w:r>
       <w:tab/>
       <w:tab/>
-      <w:t>2026-08-22</w:t>
+      <w:t>2026-08-23</w:t>
       <w:br/>
       <w:br/>
     </w:r>

--- a/klagomål/A 44567-2025 FSC-klagomål.docx
+++ b/klagomål/A 44567-2025 FSC-klagomål.docx
@@ -668,7 +668,7 @@
     <w:r>
       <w:tab/>
       <w:tab/>
-      <w:t>2026-08-23</w:t>
+      <w:t>2026-08-24</w:t>
       <w:br/>
       <w:br/>
     </w:r>

--- a/klagomål/A 44567-2025 FSC-klagomål.docx
+++ b/klagomål/A 44567-2025 FSC-klagomål.docx
@@ -668,7 +668,7 @@
     <w:r>
       <w:tab/>
       <w:tab/>
-      <w:t>2026-08-24</w:t>
+      <w:t>2026-08-25</w:t>
       <w:br/>
       <w:br/>
     </w:r>

--- a/klagomål/A 44567-2025 FSC-klagomål.docx
+++ b/klagomål/A 44567-2025 FSC-klagomål.docx
@@ -668,7 +668,7 @@
     <w:r>
       <w:tab/>
       <w:tab/>
-      <w:t>2026-08-25</w:t>
+      <w:t>2026-08-26</w:t>
       <w:br/>
       <w:br/>
     </w:r>

--- a/klagomål/A 44567-2025 FSC-klagomål.docx
+++ b/klagomål/A 44567-2025 FSC-klagomål.docx
@@ -668,7 +668,7 @@
     <w:r>
       <w:tab/>
       <w:tab/>
-      <w:t>2026-08-26</w:t>
+      <w:t>2026-08-27</w:t>
       <w:br/>
       <w:br/>
     </w:r>

--- a/klagomål/A 44567-2025 FSC-klagomål.docx
+++ b/klagomål/A 44567-2025 FSC-klagomål.docx
@@ -668,7 +668,7 @@
     <w:r>
       <w:tab/>
       <w:tab/>
-      <w:t>2026-08-27</w:t>
+      <w:t>2026-08-28</w:t>
       <w:br/>
       <w:br/>
     </w:r>

--- a/klagomål/A 44567-2025 FSC-klagomål.docx
+++ b/klagomål/A 44567-2025 FSC-klagomål.docx
@@ -668,7 +668,7 @@
     <w:r>
       <w:tab/>
       <w:tab/>
-      <w:t>2026-08-28</w:t>
+      <w:t>2026-08-29</w:t>
       <w:br/>
       <w:br/>
     </w:r>

--- a/klagomål/A 44567-2025 FSC-klagomål.docx
+++ b/klagomål/A 44567-2025 FSC-klagomål.docx
@@ -668,7 +668,7 @@
     <w:r>
       <w:tab/>
       <w:tab/>
-      <w:t>2026-08-29</w:t>
+      <w:t>2026-08-31</w:t>
       <w:br/>
       <w:br/>
     </w:r>

--- a/klagomål/A 44567-2025 FSC-klagomål.docx
+++ b/klagomål/A 44567-2025 FSC-klagomål.docx
@@ -668,7 +668,7 @@
     <w:r>
       <w:tab/>
       <w:tab/>
-      <w:t>2026-08-31</w:t>
+      <w:t>2026-09-01</w:t>
       <w:br/>
       <w:br/>
     </w:r>

--- a/klagomål/A 44567-2025 FSC-klagomål.docx
+++ b/klagomål/A 44567-2025 FSC-klagomål.docx
@@ -668,7 +668,7 @@
     <w:r>
       <w:tab/>
       <w:tab/>
-      <w:t>2026-09-01</w:t>
+      <w:t>2026-09-02</w:t>
       <w:br/>
       <w:br/>
     </w:r>

--- a/klagomål/A 44567-2025 FSC-klagomål.docx
+++ b/klagomål/A 44567-2025 FSC-klagomål.docx
@@ -668,7 +668,7 @@
     <w:r>
       <w:tab/>
       <w:tab/>
-      <w:t>2026-09-02</w:t>
+      <w:t>2026-09-03</w:t>
       <w:br/>
       <w:br/>
     </w:r>

--- a/klagomål/A 44567-2025 FSC-klagomål.docx
+++ b/klagomål/A 44567-2025 FSC-klagomål.docx
@@ -668,7 +668,7 @@
     <w:r>
       <w:tab/>
       <w:tab/>
-      <w:t>2026-09-03</w:t>
+      <w:t>2026-09-04</w:t>
       <w:br/>
       <w:br/>
     </w:r>

--- a/klagomål/A 44567-2025 FSC-klagomål.docx
+++ b/klagomål/A 44567-2025 FSC-klagomål.docx
@@ -668,7 +668,7 @@
     <w:r>
       <w:tab/>
       <w:tab/>
-      <w:t>2026-09-04</w:t>
+      <w:t>2026-09-05</w:t>
       <w:br/>
       <w:br/>
     </w:r>
